--- a/zht/docx/54.content.docx
+++ b/zht/docx/54.content.docx
@@ -19,7 +19,7 @@
         <w:rPr>
           <w:lang w:val="zh_TW" w:bidi="zh_TW"/>
         </w:rPr>
-        <w:t>Resource: 研讀筆記 - 書籍簡介 (Tyndale)</w:t>
+        <w:t>Resource: Tyndale Open Study Notes</w:t>
       </w:r>
       <w:r>
         <w:rPr>
@@ -112,7 +112,7 @@
         <w:rPr>
           <w:lang w:val="zh_TW" w:bidi="zh_TW"/>
         </w:rPr>
-        <w:t>研讀筆記 - 書籍簡介 (Tyndale)</w:t>
+        <w:t>Tyndale Open Study Notes</w:t>
       </w:r>
     </w:p>
     <w:p>

--- a/zht/docx/54.content.docx
+++ b/zht/docx/54.content.docx
@@ -19,7 +19,7 @@
         <w:rPr>
           <w:lang w:val="zh_TW" w:bidi="zh_TW"/>
         </w:rPr>
-        <w:t>Resource: Tyndale Open Study Notes</w:t>
+        <w:t>Resource: Aquifer Open Study Notes (Book Intros)</w:t>
       </w:r>
       <w:r>
         <w:rPr>
@@ -112,7 +112,7 @@
         <w:rPr>
           <w:lang w:val="zh_TW" w:bidi="zh_TW"/>
         </w:rPr>
-        <w:t>Tyndale Open Study Notes</w:t>
+        <w:t>Aquifer Open Study Notes (Book Intros)</w:t>
       </w:r>
     </w:p>
     <w:p>

--- a/zht/docx/54.content.docx
+++ b/zht/docx/54.content.docx
@@ -233,18 +233,12 @@
         </w:rPr>
         <w:t>在保羅使徒生涯的最後階段，一個嚴重的混亂正困擾已經建立很久的以弗所基督教會：一些教會領袖成了假教師。保羅曾警告過這種情況會發生（</w:t>
       </w:r>
-      <w:hyperlink r:id="rId13">
-        <w:r>
-          <w:rPr>
-            <w:lang w:val="zh_TW" w:bidi="zh_TW"/>
-          </w:rPr>
-          <w:rPr>
-            <w:color w:val="0000EE"/>
-            <w:u w:val="single"/>
-          </w:rPr>
-          <w:t>徒20:29–31</w:t>
-        </w:r>
-      </w:hyperlink>
+      <w:r>
+        <w:rPr>
+          <w:lang w:val="zh_TW" w:bidi="zh_TW"/>
+        </w:rPr>
+        <w:t>徒20:29–31</w:t>
+      </w:r>
       <w:r>
         <w:rPr>
           <w:lang w:val="zh_TW" w:bidi="zh_TW"/>
@@ -276,108 +270,72 @@
         </w:rPr>
         <w:t>保羅第一次來到以弗所是在他的第二次旅行佈道中（</w:t>
       </w:r>
-      <w:hyperlink r:id="rId14">
-        <w:r>
-          <w:rPr>
-            <w:lang w:val="zh_TW" w:bidi="zh_TW"/>
-          </w:rPr>
-          <w:rPr>
-            <w:color w:val="0000EE"/>
-            <w:u w:val="single"/>
-          </w:rPr>
-          <w:t>徒18:19–21</w:t>
-        </w:r>
-      </w:hyperlink>
+      <w:r>
+        <w:rPr>
+          <w:lang w:val="zh_TW" w:bidi="zh_TW"/>
+        </w:rPr>
+        <w:t>徒18:19–21</w:t>
+      </w:r>
       <w:r>
         <w:rPr>
           <w:lang w:val="zh_TW" w:bidi="zh_TW"/>
         </w:rPr>
         <w:t>），那時他沒有機會進行重要的工作。在第三次旅行中，保羅在以弗所服事了三年（約公元五十三~五十六年，</w:t>
       </w:r>
-      <w:hyperlink r:id="rId15">
-        <w:r>
-          <w:rPr>
-            <w:lang w:val="zh_TW" w:bidi="zh_TW"/>
-          </w:rPr>
-          <w:rPr>
-            <w:color w:val="0000EE"/>
-            <w:u w:val="single"/>
-          </w:rPr>
-          <w:t>徒19</w:t>
-        </w:r>
-      </w:hyperlink>
+      <w:r>
+        <w:rPr>
+          <w:lang w:val="zh_TW" w:bidi="zh_TW"/>
+        </w:rPr>
+        <w:t>徒19</w:t>
+      </w:r>
       <w:r>
         <w:rPr>
           <w:lang w:val="zh_TW" w:bidi="zh_TW"/>
         </w:rPr>
         <w:t>）。後來，保羅前往耶路撒冷時，他有機會在米利都停留，並對從以弗所來見他的長老們講話（</w:t>
       </w:r>
-      <w:hyperlink r:id="rId16">
-        <w:r>
-          <w:rPr>
-            <w:lang w:val="zh_TW" w:bidi="zh_TW"/>
-          </w:rPr>
-          <w:rPr>
-            <w:color w:val="0000EE"/>
-            <w:u w:val="single"/>
-          </w:rPr>
-          <w:t>徒20:17–38</w:t>
-        </w:r>
-      </w:hyperlink>
+      <w:r>
+        <w:rPr>
+          <w:lang w:val="zh_TW" w:bidi="zh_TW"/>
+        </w:rPr>
+        <w:t>徒20:17–38</w:t>
+      </w:r>
       <w:r>
         <w:rPr>
           <w:lang w:val="zh_TW" w:bidi="zh_TW"/>
         </w:rPr>
         <w:t>）。保羅前往耶路撒冷後，被抓捕，後來又被轉移到凱撒利亞，然後被送往羅馬，他在那裡被監禁了大約兩年（公元六十~六十二年，</w:t>
       </w:r>
-      <w:hyperlink r:id="rId17">
-        <w:r>
-          <w:rPr>
-            <w:lang w:val="zh_TW" w:bidi="zh_TW"/>
-          </w:rPr>
-          <w:rPr>
-            <w:color w:val="0000EE"/>
-            <w:u w:val="single"/>
-          </w:rPr>
-          <w:t>徒21–28</w:t>
-        </w:r>
-      </w:hyperlink>
+      <w:r>
+        <w:rPr>
+          <w:lang w:val="zh_TW" w:bidi="zh_TW"/>
+        </w:rPr>
+        <w:t>徒21–28</w:t>
+      </w:r>
       <w:r>
         <w:rPr>
           <w:lang w:val="zh_TW" w:bidi="zh_TW"/>
         </w:rPr>
         <w:t>）。他從監獄中獲釋以後，重新繼續他的使命，可能是要前往西班牙（見</w:t>
       </w:r>
-      <w:hyperlink r:id="rId18">
-        <w:r>
-          <w:rPr>
-            <w:lang w:val="zh_TW" w:bidi="zh_TW"/>
-          </w:rPr>
-          <w:rPr>
-            <w:color w:val="0000EE"/>
-            <w:u w:val="single"/>
-          </w:rPr>
-          <w:t>羅15:24</w:t>
-        </w:r>
-      </w:hyperlink>
+      <w:r>
+        <w:rPr>
+          <w:lang w:val="zh_TW" w:bidi="zh_TW"/>
+        </w:rPr>
+        <w:t>羅15:24</w:t>
+      </w:r>
       <w:r>
         <w:rPr>
           <w:lang w:val="zh_TW" w:bidi="zh_TW"/>
         </w:rPr>
         <w:t>、</w:t>
       </w:r>
-      <w:hyperlink r:id="rId19">
-        <w:r>
-          <w:rPr>
-            <w:lang w:val="zh_TW" w:bidi="zh_TW"/>
-          </w:rPr>
-          <w:rPr>
-            <w:color w:val="0000EE"/>
-            <w:u w:val="single"/>
-          </w:rPr>
-          <w:t>28</w:t>
-        </w:r>
-      </w:hyperlink>
+      <w:r>
+        <w:rPr>
+          <w:lang w:val="zh_TW" w:bidi="zh_TW"/>
+        </w:rPr>
+        <w:t>28</w:t>
+      </w:r>
       <w:r>
         <w:rPr>
           <w:lang w:val="zh_TW" w:bidi="zh_TW"/>
@@ -398,126 +356,84 @@
         </w:rPr>
         <w:t>提摩太曾陪同保羅在那裡進行了許多最初的事工（</w:t>
       </w:r>
-      <w:hyperlink r:id="rId20">
-        <w:r>
-          <w:rPr>
-            <w:lang w:val="zh_TW" w:bidi="zh_TW"/>
-          </w:rPr>
-          <w:rPr>
-            <w:color w:val="0000EE"/>
-            <w:u w:val="single"/>
-          </w:rPr>
-          <w:t>徒19:22</w:t>
-        </w:r>
-      </w:hyperlink>
+      <w:r>
+        <w:rPr>
+          <w:lang w:val="zh_TW" w:bidi="zh_TW"/>
+        </w:rPr>
+        <w:t>徒19:22</w:t>
+      </w:r>
       <w:r>
         <w:rPr>
           <w:lang w:val="zh_TW" w:bidi="zh_TW"/>
         </w:rPr>
         <w:t>），現在他被差派去處理以弗所的新問題（</w:t>
       </w:r>
-      <w:hyperlink r:id="rId21">
-        <w:r>
-          <w:rPr>
-            <w:lang w:val="zh_TW" w:bidi="zh_TW"/>
-          </w:rPr>
-          <w:rPr>
-            <w:color w:val="0000EE"/>
-            <w:u w:val="single"/>
-          </w:rPr>
-          <w:t>提前1:3</w:t>
-        </w:r>
-      </w:hyperlink>
+      <w:r>
+        <w:rPr>
+          <w:lang w:val="zh_TW" w:bidi="zh_TW"/>
+        </w:rPr>
+        <w:t>提前1:3</w:t>
+      </w:r>
       <w:r>
         <w:rPr>
           <w:lang w:val="zh_TW" w:bidi="zh_TW"/>
         </w:rPr>
         <w:t>）。假教師出現了（</w:t>
       </w:r>
-      <w:hyperlink r:id="rId21">
-        <w:r>
-          <w:rPr>
-            <w:lang w:val="zh_TW" w:bidi="zh_TW"/>
-          </w:rPr>
-          <w:rPr>
-            <w:color w:val="0000EE"/>
-            <w:u w:val="single"/>
-          </w:rPr>
-          <w:t>1:3</w:t>
-        </w:r>
-      </w:hyperlink>
+      <w:r>
+        <w:rPr>
+          <w:lang w:val="zh_TW" w:bidi="zh_TW"/>
+        </w:rPr>
+        <w:t>1:3</w:t>
+      </w:r>
       <w:r>
         <w:rPr>
           <w:lang w:val="zh_TW" w:bidi="zh_TW"/>
         </w:rPr>
         <w:t>），並且明顯正在擾亂家庭（見</w:t>
       </w:r>
-      <w:hyperlink r:id="rId22">
-        <w:r>
-          <w:rPr>
-            <w:lang w:val="zh_TW" w:bidi="zh_TW"/>
-          </w:rPr>
-          <w:rPr>
-            <w:color w:val="0000EE"/>
-            <w:u w:val="single"/>
-          </w:rPr>
-          <w:t>提前2:15</w:t>
-        </w:r>
-      </w:hyperlink>
+      <w:r>
+        <w:rPr>
+          <w:lang w:val="zh_TW" w:bidi="zh_TW"/>
+        </w:rPr>
+        <w:t>提前2:15</w:t>
+      </w:r>
       <w:r>
         <w:rPr>
           <w:lang w:val="zh_TW" w:bidi="zh_TW"/>
         </w:rPr>
         <w:t>，</w:t>
       </w:r>
-      <w:hyperlink r:id="rId23">
-        <w:r>
-          <w:rPr>
-            <w:lang w:val="zh_TW" w:bidi="zh_TW"/>
-          </w:rPr>
-          <w:rPr>
-            <w:color w:val="0000EE"/>
-            <w:u w:val="single"/>
-          </w:rPr>
-          <w:t>3:4–5</w:t>
-        </w:r>
-      </w:hyperlink>
+      <w:r>
+        <w:rPr>
+          <w:lang w:val="zh_TW" w:bidi="zh_TW"/>
+        </w:rPr>
+        <w:t>3:4–5</w:t>
+      </w:r>
       <w:r>
         <w:rPr>
           <w:lang w:val="zh_TW" w:bidi="zh_TW"/>
         </w:rPr>
         <w:t>，</w:t>
       </w:r>
-      <w:hyperlink r:id="rId24">
-        <w:r>
-          <w:rPr>
-            <w:lang w:val="zh_TW" w:bidi="zh_TW"/>
-          </w:rPr>
-          <w:rPr>
-            <w:color w:val="0000EE"/>
-            <w:u w:val="single"/>
-          </w:rPr>
-          <w:t>5:11–15</w:t>
-        </w:r>
-      </w:hyperlink>
+      <w:r>
+        <w:rPr>
+          <w:lang w:val="zh_TW" w:bidi="zh_TW"/>
+        </w:rPr>
+        <w:t>5:11–15</w:t>
+      </w:r>
       <w:r>
         <w:rPr>
           <w:lang w:val="zh_TW" w:bidi="zh_TW"/>
         </w:rPr>
         <w:t>；參</w:t>
       </w:r>
-      <w:hyperlink r:id="rId25">
-        <w:r>
-          <w:rPr>
-            <w:lang w:val="zh_TW" w:bidi="zh_TW"/>
-          </w:rPr>
-          <w:rPr>
-            <w:color w:val="0000EE"/>
-            <w:u w:val="single"/>
-          </w:rPr>
-          <w:t>多1:11</w:t>
-        </w:r>
-      </w:hyperlink>
+      <w:r>
+        <w:rPr>
+          <w:lang w:val="zh_TW" w:bidi="zh_TW"/>
+        </w:rPr>
+        <w:t>多1:11</w:t>
+      </w:r>
       <w:r>
         <w:rPr>
           <w:lang w:val="zh_TW" w:bidi="zh_TW"/>
@@ -549,90 +465,60 @@
         </w:rPr>
         <w:t>在指示提摩太處理那些自稱為律法教師的假教師之後（</w:t>
       </w:r>
-      <w:hyperlink r:id="rId26">
-        <w:r>
-          <w:rPr>
-            <w:lang w:val="zh_TW" w:bidi="zh_TW"/>
-          </w:rPr>
-          <w:rPr>
-            <w:color w:val="0000EE"/>
-            <w:u w:val="single"/>
-          </w:rPr>
-          <w:t>1:3–20</w:t>
-        </w:r>
-      </w:hyperlink>
+      <w:r>
+        <w:rPr>
+          <w:lang w:val="zh_TW" w:bidi="zh_TW"/>
+        </w:rPr>
+        <w:t>1:3–20</w:t>
+      </w:r>
       <w:r>
         <w:rPr>
           <w:lang w:val="zh_TW" w:bidi="zh_TW"/>
         </w:rPr>
         <w:t>），保羅給出了關於神家中行為的教導，是與禱告、婦女教導和領導有關的（</w:t>
       </w:r>
-      <w:hyperlink r:id="rId27">
-        <w:r>
-          <w:rPr>
-            <w:lang w:val="zh_TW" w:bidi="zh_TW"/>
-          </w:rPr>
-          <w:rPr>
-            <w:color w:val="0000EE"/>
-            <w:u w:val="single"/>
-          </w:rPr>
-          <w:t>2:1–3:13</w:t>
-        </w:r>
-      </w:hyperlink>
+      <w:r>
+        <w:rPr>
+          <w:lang w:val="zh_TW" w:bidi="zh_TW"/>
+        </w:rPr>
+        <w:t>2:1–3:13</w:t>
+      </w:r>
       <w:r>
         <w:rPr>
           <w:lang w:val="zh_TW" w:bidi="zh_TW"/>
         </w:rPr>
         <w:t>）。這三個方面已經被假教師們所破壞。保羅明確說明他想要達成的目標，並解釋為什麼以及如何完成這個目標（</w:t>
       </w:r>
-      <w:hyperlink r:id="rId28">
-        <w:r>
-          <w:rPr>
-            <w:lang w:val="zh_TW" w:bidi="zh_TW"/>
-          </w:rPr>
-          <w:rPr>
-            <w:color w:val="0000EE"/>
-            <w:u w:val="single"/>
-          </w:rPr>
-          <w:t>3:14–4:16</w:t>
-        </w:r>
-      </w:hyperlink>
+      <w:r>
+        <w:rPr>
+          <w:lang w:val="zh_TW" w:bidi="zh_TW"/>
+        </w:rPr>
+        <w:t>3:14–4:16</w:t>
+      </w:r>
       <w:r>
         <w:rPr>
           <w:lang w:val="zh_TW" w:bidi="zh_TW"/>
         </w:rPr>
         <w:t>）。然後，他繼續給出有關敬虔行為的教導，著重於老年人和年輕人、寡婦、長老、和主人（</w:t>
       </w:r>
-      <w:hyperlink r:id="rId29">
-        <w:r>
-          <w:rPr>
-            <w:lang w:val="zh_TW" w:bidi="zh_TW"/>
-          </w:rPr>
-          <w:rPr>
-            <w:color w:val="0000EE"/>
-            <w:u w:val="single"/>
-          </w:rPr>
-          <w:t>5:1–6:2</w:t>
-        </w:r>
-      </w:hyperlink>
+      <w:r>
+        <w:rPr>
+          <w:lang w:val="zh_TW" w:bidi="zh_TW"/>
+        </w:rPr>
+        <w:t>5:1–6:2</w:t>
+      </w:r>
       <w:r>
         <w:rPr>
           <w:lang w:val="zh_TW" w:bidi="zh_TW"/>
         </w:rPr>
         <w:t>）。這些方面的關係也被假教導扭曲了。最後，保羅再次強調需要處理假教師，這次集中在有關財富和利益的問題上（</w:t>
       </w:r>
-      <w:hyperlink r:id="rId30">
-        <w:r>
-          <w:rPr>
-            <w:lang w:val="zh_TW" w:bidi="zh_TW"/>
-          </w:rPr>
-          <w:rPr>
-            <w:color w:val="0000EE"/>
-            <w:u w:val="single"/>
-          </w:rPr>
-          <w:t>6:2–21</w:t>
-        </w:r>
-      </w:hyperlink>
+      <w:r>
+        <w:rPr>
+          <w:lang w:val="zh_TW" w:bidi="zh_TW"/>
+        </w:rPr>
+        <w:t>6:2–21</w:t>
+      </w:r>
       <w:r>
         <w:rPr>
           <w:lang w:val="zh_TW" w:bidi="zh_TW"/>
@@ -715,18 +601,12 @@
         </w:rPr>
         <w:t>教牧書信（提摩太前書至提多書）很可能寫於保羅第一次在羅馬被囚之後（主後六十~六十二年，</w:t>
       </w:r>
-      <w:hyperlink r:id="rId31">
-        <w:r>
-          <w:rPr>
-            <w:lang w:val="zh_TW" w:bidi="zh_TW"/>
-          </w:rPr>
-          <w:rPr>
-            <w:color w:val="0000EE"/>
-            <w:u w:val="single"/>
-          </w:rPr>
-          <w:t>徒28:1–31</w:t>
-        </w:r>
-      </w:hyperlink>
+      <w:r>
+        <w:rPr>
+          <w:lang w:val="zh_TW" w:bidi="zh_TW"/>
+        </w:rPr>
+        <w:t>徒28:1–31</w:t>
+      </w:r>
       <w:r>
         <w:rPr>
           <w:lang w:val="zh_TW" w:bidi="zh_TW"/>
@@ -747,18 +627,12 @@
         </w:rPr>
         <w:t>根據提摩太後書，保羅在他生命的最後時刻，被囚禁在羅馬（見</w:t>
       </w:r>
-      <w:hyperlink r:id="rId32">
-        <w:r>
-          <w:rPr>
-            <w:lang w:val="zh_TW" w:bidi="zh_TW"/>
-          </w:rPr>
-          <w:rPr>
-            <w:color w:val="0000EE"/>
-            <w:u w:val="single"/>
-          </w:rPr>
-          <w:t>提後4:6</w:t>
-        </w:r>
-      </w:hyperlink>
+      <w:r>
+        <w:rPr>
+          <w:lang w:val="zh_TW" w:bidi="zh_TW"/>
+        </w:rPr>
+        <w:t>提後4:6</w:t>
+      </w:r>
       <w:r>
         <w:rPr>
           <w:lang w:val="zh_TW" w:bidi="zh_TW"/>
@@ -779,18 +653,12 @@
         </w:rPr>
         <w:t>一種可能是提摩太後書是寫於</w:t>
       </w:r>
-      <w:hyperlink r:id="rId31">
-        <w:r>
-          <w:rPr>
-            <w:lang w:val="zh_TW" w:bidi="zh_TW"/>
-          </w:rPr>
-          <w:rPr>
-            <w:color w:val="0000EE"/>
-            <w:u w:val="single"/>
-          </w:rPr>
-          <w:t>使徒行傳二十八章</w:t>
-        </w:r>
-      </w:hyperlink>
+      <w:r>
+        <w:rPr>
+          <w:lang w:val="zh_TW" w:bidi="zh_TW"/>
+        </w:rPr>
+        <w:t>使徒行傳二十八章</w:t>
+      </w:r>
       <w:r>
         <w:rPr>
           <w:lang w:val="zh_TW" w:bidi="zh_TW"/>
@@ -818,18 +686,12 @@
         </w:rPr>
         <w:t>革利免一書》（1 Clement）</w:t>
       </w:r>
-      <w:hyperlink r:id="rId33">
-        <w:r>
-          <w:rPr>
-            <w:lang w:val="zh_TW" w:bidi="zh_TW"/>
-          </w:rPr>
-          <w:rPr>
-            <w:color w:val="0000EE"/>
-            <w:u w:val="single"/>
-          </w:rPr>
-          <w:t>5:6–7</w:t>
-        </w:r>
-      </w:hyperlink>
+      <w:r>
+        <w:rPr>
+          <w:lang w:val="zh_TW" w:bidi="zh_TW"/>
+        </w:rPr>
+        <w:t>5:6–7</w:t>
+      </w:r>
       <w:r>
         <w:rPr>
           <w:lang w:val="zh_TW" w:bidi="zh_TW"/>
@@ -863,18 +725,12 @@
         </w:rPr>
         <w:t>支持這種方法的理由是，這些書信不一定要符合使徒行傳所記載的歷史。此外，保羅和他的委任代表（delegate）在提摩太前書和提多書中的活動與使徒行傳中記載的細節不符，提摩太後書中的監禁也不像</w:t>
       </w:r>
-      <w:hyperlink r:id="rId31">
-        <w:r>
-          <w:rPr>
-            <w:lang w:val="zh_TW" w:bidi="zh_TW"/>
-          </w:rPr>
-          <w:rPr>
-            <w:color w:val="0000EE"/>
-            <w:u w:val="single"/>
-          </w:rPr>
-          <w:t>使徒行傳二十八章</w:t>
-        </w:r>
-      </w:hyperlink>
+      <w:r>
+        <w:rPr>
+          <w:lang w:val="zh_TW" w:bidi="zh_TW"/>
+        </w:rPr>
+        <w:t>使徒行傳二十八章</w:t>
+      </w:r>
       <w:r>
         <w:rPr>
           <w:lang w:val="zh_TW" w:bidi="zh_TW"/>
@@ -906,414 +762,276 @@
         </w:rPr>
         <w:t>提摩太前書中討論的假教師與保羅在提摩太後書和提多書中提到的類似人物非常相似。要清楚描繪這些假教師的形象非常困難，但還是有一些線索。他們的教導具有禁慾主義的元素（見</w:t>
       </w:r>
-      <w:hyperlink r:id="rId34">
-        <w:r>
-          <w:rPr>
-            <w:lang w:val="zh_TW" w:bidi="zh_TW"/>
-          </w:rPr>
-          <w:rPr>
-            <w:color w:val="0000EE"/>
-            <w:u w:val="single"/>
-          </w:rPr>
-          <w:t>提前4:3</w:t>
-        </w:r>
-      </w:hyperlink>
+      <w:r>
+        <w:rPr>
+          <w:lang w:val="zh_TW" w:bidi="zh_TW"/>
+        </w:rPr>
+        <w:t>提前4:3</w:t>
+      </w:r>
       <w:r>
         <w:rPr>
           <w:lang w:val="zh_TW" w:bidi="zh_TW"/>
         </w:rPr>
         <w:t>；</w:t>
       </w:r>
-      <w:hyperlink r:id="rId35">
-        <w:r>
-          <w:rPr>
-            <w:lang w:val="zh_TW" w:bidi="zh_TW"/>
-          </w:rPr>
-          <w:rPr>
-            <w:color w:val="0000EE"/>
-            <w:u w:val="single"/>
-          </w:rPr>
-          <w:t>多1:15</w:t>
-        </w:r>
-      </w:hyperlink>
+      <w:r>
+        <w:rPr>
+          <w:lang w:val="zh_TW" w:bidi="zh_TW"/>
+        </w:rPr>
+        <w:t>多1:15</w:t>
+      </w:r>
       <w:r>
         <w:rPr>
           <w:lang w:val="zh_TW" w:bidi="zh_TW"/>
         </w:rPr>
         <w:t>）和猶太教的重點（見</w:t>
       </w:r>
-      <w:hyperlink r:id="rId36">
-        <w:r>
-          <w:rPr>
-            <w:lang w:val="zh_TW" w:bidi="zh_TW"/>
-          </w:rPr>
-          <w:rPr>
-            <w:color w:val="0000EE"/>
-            <w:u w:val="single"/>
-          </w:rPr>
-          <w:t>提前1:7</w:t>
-        </w:r>
-      </w:hyperlink>
+      <w:r>
+        <w:rPr>
+          <w:lang w:val="zh_TW" w:bidi="zh_TW"/>
+        </w:rPr>
+        <w:t>提前1:7</w:t>
+      </w:r>
       <w:r>
         <w:rPr>
           <w:lang w:val="zh_TW" w:bidi="zh_TW"/>
         </w:rPr>
         <w:t>；</w:t>
       </w:r>
-      <w:hyperlink r:id="rId37">
-        <w:r>
-          <w:rPr>
-            <w:lang w:val="zh_TW" w:bidi="zh_TW"/>
-          </w:rPr>
-          <w:rPr>
-            <w:color w:val="0000EE"/>
-            <w:u w:val="single"/>
-          </w:rPr>
-          <w:t>多1:10</w:t>
-        </w:r>
-      </w:hyperlink>
+      <w:r>
+        <w:rPr>
+          <w:lang w:val="zh_TW" w:bidi="zh_TW"/>
+        </w:rPr>
+        <w:t>多1:10</w:t>
+      </w:r>
       <w:r>
         <w:rPr>
           <w:lang w:val="zh_TW" w:bidi="zh_TW"/>
         </w:rPr>
         <w:t>、</w:t>
       </w:r>
-      <w:hyperlink r:id="rId38">
-        <w:r>
-          <w:rPr>
-            <w:lang w:val="zh_TW" w:bidi="zh_TW"/>
-          </w:rPr>
-          <w:rPr>
-            <w:color w:val="0000EE"/>
-            <w:u w:val="single"/>
-          </w:rPr>
-          <w:t>14</w:t>
-        </w:r>
-      </w:hyperlink>
+      <w:r>
+        <w:rPr>
+          <w:lang w:val="zh_TW" w:bidi="zh_TW"/>
+        </w:rPr>
+        <w:t>14</w:t>
+      </w:r>
       <w:r>
         <w:rPr>
           <w:lang w:val="zh_TW" w:bidi="zh_TW"/>
         </w:rPr>
         <w:t>，</w:t>
       </w:r>
-      <w:hyperlink r:id="rId39">
-        <w:r>
-          <w:rPr>
-            <w:lang w:val="zh_TW" w:bidi="zh_TW"/>
-          </w:rPr>
-          <w:rPr>
-            <w:color w:val="0000EE"/>
-            <w:u w:val="single"/>
-          </w:rPr>
-          <w:t>3:9</w:t>
-        </w:r>
-      </w:hyperlink>
+      <w:r>
+        <w:rPr>
+          <w:lang w:val="zh_TW" w:bidi="zh_TW"/>
+        </w:rPr>
+        <w:t>3:9</w:t>
+      </w:r>
       <w:r>
         <w:rPr>
           <w:lang w:val="zh_TW" w:bidi="zh_TW"/>
         </w:rPr>
         <w:t>）。他們聲稱擁有特殊知識（</w:t>
       </w:r>
-      <w:hyperlink r:id="rId40">
-        <w:r>
-          <w:rPr>
-            <w:lang w:val="zh_TW" w:bidi="zh_TW"/>
-          </w:rPr>
-          <w:rPr>
-            <w:color w:val="0000EE"/>
-            <w:u w:val="single"/>
-          </w:rPr>
-          <w:t>提前6:20</w:t>
-        </w:r>
-      </w:hyperlink>
+      <w:r>
+        <w:rPr>
+          <w:lang w:val="zh_TW" w:bidi="zh_TW"/>
+        </w:rPr>
+        <w:t>提前6:20</w:t>
+      </w:r>
       <w:r>
         <w:rPr>
           <w:lang w:val="zh_TW" w:bidi="zh_TW"/>
         </w:rPr>
         <w:t>；</w:t>
       </w:r>
-      <w:hyperlink r:id="rId41">
-        <w:r>
-          <w:rPr>
-            <w:lang w:val="zh_TW" w:bidi="zh_TW"/>
-          </w:rPr>
-          <w:rPr>
-            <w:color w:val="0000EE"/>
-            <w:u w:val="single"/>
-          </w:rPr>
-          <w:t>多1:16</w:t>
-        </w:r>
-      </w:hyperlink>
+      <w:r>
+        <w:rPr>
+          <w:lang w:val="zh_TW" w:bidi="zh_TW"/>
+        </w:rPr>
+        <w:t>多1:16</w:t>
+      </w:r>
       <w:r>
         <w:rPr>
           <w:lang w:val="zh_TW" w:bidi="zh_TW"/>
         </w:rPr>
         <w:t>），主張信徒的復活已經發生（</w:t>
       </w:r>
-      <w:hyperlink r:id="rId42">
-        <w:r>
-          <w:rPr>
-            <w:lang w:val="zh_TW" w:bidi="zh_TW"/>
-          </w:rPr>
-          <w:rPr>
-            <w:color w:val="0000EE"/>
-            <w:u w:val="single"/>
-          </w:rPr>
-          <w:t>提後2:18</w:t>
-        </w:r>
-      </w:hyperlink>
+      <w:r>
+        <w:rPr>
+          <w:lang w:val="zh_TW" w:bidi="zh_TW"/>
+        </w:rPr>
+        <w:t>提後2:18</w:t>
+      </w:r>
       <w:r>
         <w:rPr>
           <w:lang w:val="zh_TW" w:bidi="zh_TW"/>
         </w:rPr>
         <w:t>），人際關係敗壞（</w:t>
       </w:r>
-      <w:hyperlink r:id="rId43">
-        <w:r>
-          <w:rPr>
-            <w:lang w:val="zh_TW" w:bidi="zh_TW"/>
-          </w:rPr>
-          <w:rPr>
-            <w:color w:val="0000EE"/>
-            <w:u w:val="single"/>
-          </w:rPr>
-          <w:t>提後3:6–7</w:t>
-        </w:r>
-      </w:hyperlink>
+      <w:r>
+        <w:rPr>
+          <w:lang w:val="zh_TW" w:bidi="zh_TW"/>
+        </w:rPr>
+        <w:t>提後3:6–7</w:t>
+      </w:r>
       <w:r>
         <w:rPr>
           <w:lang w:val="zh_TW" w:bidi="zh_TW"/>
         </w:rPr>
         <w:t>；</w:t>
       </w:r>
-      <w:hyperlink r:id="rId25">
-        <w:r>
-          <w:rPr>
-            <w:lang w:val="zh_TW" w:bidi="zh_TW"/>
-          </w:rPr>
-          <w:rPr>
-            <w:color w:val="0000EE"/>
-            <w:u w:val="single"/>
-          </w:rPr>
-          <w:t>多1:11</w:t>
-        </w:r>
-      </w:hyperlink>
+      <w:r>
+        <w:rPr>
+          <w:lang w:val="zh_TW" w:bidi="zh_TW"/>
+        </w:rPr>
+        <w:t>多1:11</w:t>
+      </w:r>
       <w:r>
         <w:rPr>
           <w:lang w:val="zh_TW" w:bidi="zh_TW"/>
         </w:rPr>
         <w:t>），並可能強調靠行為得救（</w:t>
       </w:r>
-      <w:hyperlink r:id="rId44">
-        <w:r>
-          <w:rPr>
-            <w:lang w:val="zh_TW" w:bidi="zh_TW"/>
-          </w:rPr>
-          <w:rPr>
-            <w:color w:val="0000EE"/>
-            <w:u w:val="single"/>
-          </w:rPr>
-          <w:t>提後1:9</w:t>
-        </w:r>
-      </w:hyperlink>
+      <w:r>
+        <w:rPr>
+          <w:lang w:val="zh_TW" w:bidi="zh_TW"/>
+        </w:rPr>
+        <w:t>提後1:9</w:t>
+      </w:r>
       <w:r>
         <w:rPr>
           <w:lang w:val="zh_TW" w:bidi="zh_TW"/>
         </w:rPr>
         <w:t>；</w:t>
       </w:r>
-      <w:hyperlink r:id="rId45">
-        <w:r>
-          <w:rPr>
-            <w:lang w:val="zh_TW" w:bidi="zh_TW"/>
-          </w:rPr>
-          <w:rPr>
-            <w:color w:val="0000EE"/>
-            <w:u w:val="single"/>
-          </w:rPr>
-          <w:t>多3:5</w:t>
-        </w:r>
-      </w:hyperlink>
+      <w:r>
+        <w:rPr>
+          <w:lang w:val="zh_TW" w:bidi="zh_TW"/>
+        </w:rPr>
+        <w:t>多3:5</w:t>
+      </w:r>
       <w:r>
         <w:rPr>
           <w:lang w:val="zh_TW" w:bidi="zh_TW"/>
         </w:rPr>
         <w:t>）。保羅的強烈回應表明需要對有關基督（見</w:t>
       </w:r>
-      <w:hyperlink r:id="rId46">
-        <w:r>
-          <w:rPr>
-            <w:lang w:val="zh_TW" w:bidi="zh_TW"/>
-          </w:rPr>
-          <w:rPr>
-            <w:color w:val="0000EE"/>
-            <w:u w:val="single"/>
-          </w:rPr>
-          <w:t>提前2:5–6</w:t>
-        </w:r>
-      </w:hyperlink>
+      <w:r>
+        <w:rPr>
+          <w:lang w:val="zh_TW" w:bidi="zh_TW"/>
+        </w:rPr>
+        <w:t>提前2:5–6</w:t>
+      </w:r>
       <w:r>
         <w:rPr>
           <w:lang w:val="zh_TW" w:bidi="zh_TW"/>
         </w:rPr>
         <w:t>，</w:t>
       </w:r>
-      <w:hyperlink r:id="rId47">
-        <w:r>
-          <w:rPr>
-            <w:lang w:val="zh_TW" w:bidi="zh_TW"/>
-          </w:rPr>
-          <w:rPr>
-            <w:color w:val="0000EE"/>
-            <w:u w:val="single"/>
-          </w:rPr>
-          <w:t>3:16</w:t>
-        </w:r>
-      </w:hyperlink>
+      <w:r>
+        <w:rPr>
+          <w:lang w:val="zh_TW" w:bidi="zh_TW"/>
+        </w:rPr>
+        <w:t>3:16</w:t>
+      </w:r>
       <w:r>
         <w:rPr>
           <w:lang w:val="zh_TW" w:bidi="zh_TW"/>
         </w:rPr>
         <w:t>；</w:t>
       </w:r>
-      <w:hyperlink r:id="rId48">
-        <w:r>
-          <w:rPr>
-            <w:lang w:val="zh_TW" w:bidi="zh_TW"/>
-          </w:rPr>
-          <w:rPr>
-            <w:color w:val="0000EE"/>
-            <w:u w:val="single"/>
-          </w:rPr>
-          <w:t>提後2:8</w:t>
-        </w:r>
-      </w:hyperlink>
+      <w:r>
+        <w:rPr>
+          <w:lang w:val="zh_TW" w:bidi="zh_TW"/>
+        </w:rPr>
+        <w:t>提後2:8</w:t>
+      </w:r>
       <w:r>
         <w:rPr>
           <w:lang w:val="zh_TW" w:bidi="zh_TW"/>
         </w:rPr>
         <w:t>）和末世的教義（見</w:t>
       </w:r>
-      <w:hyperlink r:id="rId49">
-        <w:r>
-          <w:rPr>
-            <w:lang w:val="zh_TW" w:bidi="zh_TW"/>
-          </w:rPr>
-          <w:rPr>
-            <w:color w:val="0000EE"/>
-            <w:u w:val="single"/>
-          </w:rPr>
-          <w:t>提前4:1–5</w:t>
-        </w:r>
-      </w:hyperlink>
+      <w:r>
+        <w:rPr>
+          <w:lang w:val="zh_TW" w:bidi="zh_TW"/>
+        </w:rPr>
+        <w:t>提前4:1–5</w:t>
+      </w:r>
       <w:r>
         <w:rPr>
           <w:lang w:val="zh_TW" w:bidi="zh_TW"/>
         </w:rPr>
         <w:t>；</w:t>
       </w:r>
-      <w:hyperlink r:id="rId42">
-        <w:r>
-          <w:rPr>
-            <w:lang w:val="zh_TW" w:bidi="zh_TW"/>
-          </w:rPr>
-          <w:rPr>
-            <w:color w:val="0000EE"/>
-            <w:u w:val="single"/>
-          </w:rPr>
-          <w:t>提後2:18</w:t>
-        </w:r>
-      </w:hyperlink>
+      <w:r>
+        <w:rPr>
+          <w:lang w:val="zh_TW" w:bidi="zh_TW"/>
+        </w:rPr>
+        <w:t>提後2:18</w:t>
+      </w:r>
       <w:r>
         <w:rPr>
           <w:lang w:val="zh_TW" w:bidi="zh_TW"/>
         </w:rPr>
         <w:t>，</w:t>
       </w:r>
-      <w:hyperlink r:id="rId50">
-        <w:r>
-          <w:rPr>
-            <w:lang w:val="zh_TW" w:bidi="zh_TW"/>
-          </w:rPr>
-          <w:rPr>
-            <w:color w:val="0000EE"/>
-            <w:u w:val="single"/>
-          </w:rPr>
-          <w:t>3:1–9</w:t>
-        </w:r>
-      </w:hyperlink>
+      <w:r>
+        <w:rPr>
+          <w:lang w:val="zh_TW" w:bidi="zh_TW"/>
+        </w:rPr>
+        <w:t>3:1–9</w:t>
+      </w:r>
       <w:r>
         <w:rPr>
           <w:lang w:val="zh_TW" w:bidi="zh_TW"/>
         </w:rPr>
         <w:t>；</w:t>
       </w:r>
-      <w:hyperlink r:id="rId51">
-        <w:r>
-          <w:rPr>
-            <w:lang w:val="zh_TW" w:bidi="zh_TW"/>
-          </w:rPr>
-          <w:rPr>
-            <w:color w:val="0000EE"/>
-            <w:u w:val="single"/>
-          </w:rPr>
-          <w:t>多2:11–14</w:t>
-        </w:r>
-      </w:hyperlink>
+      <w:r>
+        <w:rPr>
+          <w:lang w:val="zh_TW" w:bidi="zh_TW"/>
+        </w:rPr>
+        <w:t>多2:11–14</w:t>
+      </w:r>
       <w:r>
         <w:rPr>
           <w:lang w:val="zh_TW" w:bidi="zh_TW"/>
         </w:rPr>
         <w:t>）進行糾正。假教師反對保羅的信息，提倡不道德行為，並削弱教會的使命。因此，需要有好的領袖（見</w:t>
       </w:r>
-      <w:hyperlink r:id="rId52">
-        <w:r>
-          <w:rPr>
-            <w:lang w:val="zh_TW" w:bidi="zh_TW"/>
-          </w:rPr>
-          <w:rPr>
-            <w:color w:val="0000EE"/>
-            <w:u w:val="single"/>
-          </w:rPr>
-          <w:t>多1:10–13</w:t>
-        </w:r>
-      </w:hyperlink>
+      <w:r>
+        <w:rPr>
+          <w:lang w:val="zh_TW" w:bidi="zh_TW"/>
+        </w:rPr>
+        <w:t>多1:10–13</w:t>
+      </w:r>
       <w:r>
         <w:rPr>
           <w:lang w:val="zh_TW" w:bidi="zh_TW"/>
         </w:rPr>
         <w:t>，</w:t>
       </w:r>
-      <w:hyperlink r:id="rId53">
-        <w:r>
-          <w:rPr>
-            <w:lang w:val="zh_TW" w:bidi="zh_TW"/>
-          </w:rPr>
-          <w:rPr>
-            <w:color w:val="0000EE"/>
-            <w:u w:val="single"/>
-          </w:rPr>
-          <w:t>2:6–8</w:t>
-        </w:r>
-      </w:hyperlink>
+      <w:r>
+        <w:rPr>
+          <w:lang w:val="zh_TW" w:bidi="zh_TW"/>
+        </w:rPr>
+        <w:t>2:6–8</w:t>
+      </w:r>
       <w:r>
         <w:rPr>
           <w:lang w:val="zh_TW" w:bidi="zh_TW"/>
         </w:rPr>
         <w:t>、</w:t>
       </w:r>
-      <w:hyperlink r:id="rId54">
-        <w:r>
-          <w:rPr>
-            <w:lang w:val="zh_TW" w:bidi="zh_TW"/>
-          </w:rPr>
-          <w:rPr>
-            <w:color w:val="0000EE"/>
-            <w:u w:val="single"/>
-          </w:rPr>
-          <w:t>15</w:t>
-        </w:r>
-      </w:hyperlink>
+      <w:r>
+        <w:rPr>
+          <w:lang w:val="zh_TW" w:bidi="zh_TW"/>
+        </w:rPr>
+        <w:t>15</w:t>
+      </w:r>
       <w:r>
         <w:rPr>
           <w:lang w:val="zh_TW" w:bidi="zh_TW"/>
@@ -1345,18 +1063,12 @@
         </w:rPr>
         <w:t>提摩太前書對於耶穌基督福音、它在世上的持續進展、以及它所創造並促進的新生命，展現出極大的熱情和精湛的倡導（見</w:t>
       </w:r>
-      <w:hyperlink r:id="rId55">
-        <w:r>
-          <w:rPr>
-            <w:lang w:val="zh_TW" w:bidi="zh_TW"/>
-          </w:rPr>
-          <w:rPr>
-            <w:color w:val="0000EE"/>
-            <w:u w:val="single"/>
-          </w:rPr>
-          <w:t>3:14–16</w:t>
-        </w:r>
-      </w:hyperlink>
+      <w:r>
+        <w:rPr>
+          <w:lang w:val="zh_TW" w:bidi="zh_TW"/>
+        </w:rPr>
+        <w:t>3:14–16</w:t>
+      </w:r>
       <w:r>
         <w:rPr>
           <w:lang w:val="zh_TW" w:bidi="zh_TW"/>
@@ -1377,72 +1089,48 @@
         </w:rPr>
         <w:t>保羅的當務之急是神的家。正如周圍社會對家庭的期盼是行為有序（有角色、禮儀以及榮譽和恥辱的概念），對神的家的期盼也是如此。神的家反映了被廣泛接受的榮譽和禮儀標準以及社會的結構。同時，在適當和必要之處，神的家會與社會相違背，並反映出非常不同甚至反文化的價值觀和實踐。神的家在這世界上，但卻不屬於這世界（God’s household is in the world, but not of it）。這世界仍然是神的美好創造（</w:t>
       </w:r>
-      <w:hyperlink r:id="rId56">
-        <w:r>
-          <w:rPr>
-            <w:lang w:val="zh_TW" w:bidi="zh_TW"/>
-          </w:rPr>
-          <w:rPr>
-            <w:color w:val="0000EE"/>
-            <w:u w:val="single"/>
-          </w:rPr>
-          <w:t>4:3–4</w:t>
-        </w:r>
-      </w:hyperlink>
+      <w:r>
+        <w:rPr>
+          <w:lang w:val="zh_TW" w:bidi="zh_TW"/>
+        </w:rPr>
+        <w:t>4:3–4</w:t>
+      </w:r>
       <w:r>
         <w:rPr>
           <w:lang w:val="zh_TW" w:bidi="zh_TW"/>
         </w:rPr>
         <w:t>；</w:t>
       </w:r>
-      <w:hyperlink r:id="rId57">
-        <w:r>
-          <w:rPr>
-            <w:lang w:val="zh_TW" w:bidi="zh_TW"/>
-          </w:rPr>
-          <w:rPr>
-            <w:color w:val="0000EE"/>
-            <w:u w:val="single"/>
-          </w:rPr>
-          <w:t>6:17</w:t>
-        </w:r>
-      </w:hyperlink>
+      <w:r>
+        <w:rPr>
+          <w:lang w:val="zh_TW" w:bidi="zh_TW"/>
+        </w:rPr>
+        <w:t>6:17</w:t>
+      </w:r>
       <w:r>
         <w:rPr>
           <w:lang w:val="zh_TW" w:bidi="zh_TW"/>
         </w:rPr>
         <w:t>），但它是短暫的，正處於最後的、困難的、充滿邪惡的時候（</w:t>
       </w:r>
-      <w:hyperlink r:id="rId58">
-        <w:r>
-          <w:rPr>
-            <w:lang w:val="zh_TW" w:bidi="zh_TW"/>
-          </w:rPr>
-          <w:rPr>
-            <w:color w:val="0000EE"/>
-            <w:u w:val="single"/>
-          </w:rPr>
-          <w:t>4:1</w:t>
-        </w:r>
-      </w:hyperlink>
+      <w:r>
+        <w:rPr>
+          <w:lang w:val="zh_TW" w:bidi="zh_TW"/>
+        </w:rPr>
+        <w:t>4:1</w:t>
+      </w:r>
       <w:r>
         <w:rPr>
           <w:lang w:val="zh_TW" w:bidi="zh_TW"/>
         </w:rPr>
         <w:t>；</w:t>
       </w:r>
-      <w:hyperlink r:id="rId59">
-        <w:r>
-          <w:rPr>
-            <w:lang w:val="zh_TW" w:bidi="zh_TW"/>
-          </w:rPr>
-          <w:rPr>
-            <w:color w:val="0000EE"/>
-            <w:u w:val="single"/>
-          </w:rPr>
-          <w:t>提後3:1</w:t>
-        </w:r>
-      </w:hyperlink>
+      <w:r>
+        <w:rPr>
+          <w:lang w:val="zh_TW" w:bidi="zh_TW"/>
+        </w:rPr>
+        <w:t>提後3:1</w:t>
+      </w:r>
       <w:r>
         <w:rPr>
           <w:lang w:val="zh_TW" w:bidi="zh_TW"/>
@@ -1463,144 +1151,96 @@
         </w:rPr>
         <w:t>神家的使命是在世上推動福音並發揚神的旨意（見</w:t>
       </w:r>
-      <w:hyperlink r:id="rId60">
-        <w:r>
-          <w:rPr>
-            <w:lang w:val="zh_TW" w:bidi="zh_TW"/>
-          </w:rPr>
-          <w:rPr>
-            <w:color w:val="0000EE"/>
-            <w:u w:val="single"/>
-          </w:rPr>
-          <w:t>提前2:4–7</w:t>
-        </w:r>
-      </w:hyperlink>
+      <w:r>
+        <w:rPr>
+          <w:lang w:val="zh_TW" w:bidi="zh_TW"/>
+        </w:rPr>
+        <w:t>提前2:4–7</w:t>
+      </w:r>
       <w:r>
         <w:rPr>
           <w:lang w:val="zh_TW" w:bidi="zh_TW"/>
         </w:rPr>
         <w:t>）。神的子民應做支持這一使命之事（</w:t>
       </w:r>
-      <w:hyperlink r:id="rId27">
-        <w:r>
-          <w:rPr>
-            <w:lang w:val="zh_TW" w:bidi="zh_TW"/>
-          </w:rPr>
-          <w:rPr>
-            <w:color w:val="0000EE"/>
-            <w:u w:val="single"/>
-          </w:rPr>
-          <w:t>2:1–3:13</w:t>
-        </w:r>
-      </w:hyperlink>
+      <w:r>
+        <w:rPr>
+          <w:lang w:val="zh_TW" w:bidi="zh_TW"/>
+        </w:rPr>
+        <w:t>2:1–3:13</w:t>
+      </w:r>
       <w:r>
         <w:rPr>
           <w:lang w:val="zh_TW" w:bidi="zh_TW"/>
         </w:rPr>
         <w:t>，</w:t>
       </w:r>
-      <w:hyperlink r:id="rId29">
-        <w:r>
-          <w:rPr>
-            <w:lang w:val="zh_TW" w:bidi="zh_TW"/>
-          </w:rPr>
-          <w:rPr>
-            <w:color w:val="0000EE"/>
-            <w:u w:val="single"/>
-          </w:rPr>
-          <w:t>5:1–6:2</w:t>
-        </w:r>
-      </w:hyperlink>
+      <w:r>
+        <w:rPr>
+          <w:lang w:val="zh_TW" w:bidi="zh_TW"/>
+        </w:rPr>
+        <w:t>5:1–6:2</w:t>
+      </w:r>
       <w:r>
         <w:rPr>
           <w:lang w:val="zh_TW" w:bidi="zh_TW"/>
         </w:rPr>
         <w:t>；見</w:t>
       </w:r>
-      <w:hyperlink r:id="rId61">
-        <w:r>
-          <w:rPr>
-            <w:lang w:val="zh_TW" w:bidi="zh_TW"/>
-          </w:rPr>
-          <w:rPr>
-            <w:color w:val="0000EE"/>
-            <w:u w:val="single"/>
-          </w:rPr>
-          <w:t>林前9:19–23</w:t>
-        </w:r>
-      </w:hyperlink>
+      <w:r>
+        <w:rPr>
+          <w:lang w:val="zh_TW" w:bidi="zh_TW"/>
+        </w:rPr>
+        <w:t>林前9:19–23</w:t>
+      </w:r>
       <w:r>
         <w:rPr>
           <w:lang w:val="zh_TW" w:bidi="zh_TW"/>
         </w:rPr>
         <w:t>）。反之，假教師說愚昧的話，損害教會的正直形象，所以保羅發表的言論主要針對的是正確公義的行為。福音的簡要總結（</w:t>
       </w:r>
-      <w:hyperlink r:id="rId62">
-        <w:r>
-          <w:rPr>
-            <w:lang w:val="zh_TW" w:bidi="zh_TW"/>
-          </w:rPr>
-          <w:rPr>
-            <w:color w:val="0000EE"/>
-            <w:u w:val="single"/>
-          </w:rPr>
-          <w:t>提前1:15</w:t>
-        </w:r>
-      </w:hyperlink>
+      <w:r>
+        <w:rPr>
+          <w:lang w:val="zh_TW" w:bidi="zh_TW"/>
+        </w:rPr>
+        <w:t>提前1:15</w:t>
+      </w:r>
       <w:r>
         <w:rPr>
           <w:lang w:val="zh_TW" w:bidi="zh_TW"/>
         </w:rPr>
         <w:t>，</w:t>
       </w:r>
-      <w:hyperlink r:id="rId46">
-        <w:r>
-          <w:rPr>
-            <w:lang w:val="zh_TW" w:bidi="zh_TW"/>
-          </w:rPr>
-          <w:rPr>
-            <w:color w:val="0000EE"/>
-            <w:u w:val="single"/>
-          </w:rPr>
-          <w:t>2:5–6</w:t>
-        </w:r>
-      </w:hyperlink>
+      <w:r>
+        <w:rPr>
+          <w:lang w:val="zh_TW" w:bidi="zh_TW"/>
+        </w:rPr>
+        <w:t>2:5–6</w:t>
+      </w:r>
       <w:r>
         <w:rPr>
           <w:lang w:val="zh_TW" w:bidi="zh_TW"/>
         </w:rPr>
         <w:t>，</w:t>
       </w:r>
-      <w:hyperlink r:id="rId47">
-        <w:r>
-          <w:rPr>
-            <w:lang w:val="zh_TW" w:bidi="zh_TW"/>
-          </w:rPr>
-          <w:rPr>
-            <w:color w:val="0000EE"/>
-            <w:u w:val="single"/>
-          </w:rPr>
-          <w:t>3:16</w:t>
-        </w:r>
-      </w:hyperlink>
+      <w:r>
+        <w:rPr>
+          <w:lang w:val="zh_TW" w:bidi="zh_TW"/>
+        </w:rPr>
+        <w:t>3:16</w:t>
+      </w:r>
       <w:r>
         <w:rPr>
           <w:lang w:val="zh_TW" w:bidi="zh_TW"/>
         </w:rPr>
         <w:t>，</w:t>
       </w:r>
-      <w:hyperlink r:id="rId63">
-        <w:r>
-          <w:rPr>
-            <w:lang w:val="zh_TW" w:bidi="zh_TW"/>
-          </w:rPr>
-          <w:rPr>
-            <w:color w:val="0000EE"/>
-            <w:u w:val="single"/>
-          </w:rPr>
-          <w:t>6:13–16</w:t>
-        </w:r>
-      </w:hyperlink>
+      <w:r>
+        <w:rPr>
+          <w:lang w:val="zh_TW" w:bidi="zh_TW"/>
+        </w:rPr>
+        <w:t>6:13–16</w:t>
+      </w:r>
       <w:r>
         <w:rPr>
           <w:lang w:val="zh_TW" w:bidi="zh_TW"/>
